--- a/Buch Camille Chronicles/Buch 2/Buch 2.docx
+++ b/Buch Camille Chronicles/Buch 2/Buch 2.docx
@@ -3,7 +3,15 @@
 <w:document xmlns:wpc="http://schemas.microsoft.com/office/word/2010/wordprocessingCanvas" xmlns:cx="http://schemas.microsoft.com/office/drawing/2014/chartex" xmlns:cx1="http://schemas.microsoft.com/office/drawing/2015/9/8/chartex" xmlns:cx2="http://schemas.microsoft.com/office/drawing/2015/10/21/chartex" xmlns:cx3="http://schemas.microsoft.com/office/drawing/2016/5/9/chartex" xmlns:cx4="http://schemas.microsoft.com/office/drawing/2016/5/10/chartex" xmlns:cx5="http://schemas.microsoft.com/office/drawing/2016/5/11/chartex" xmlns:cx6="http://schemas.microsoft.com/office/drawing/2016/5/12/chartex" xmlns:cx7="http://schemas.microsoft.com/office/drawing/2016/5/13/chartex" xmlns:cx8="http://schemas.microsoft.com/office/drawing/2016/5/14/chartex" xmlns:mc="http://schemas.openxmlformats.org/markup-compatibility/2006" xmlns:aink="http://schemas.microsoft.com/office/drawing/2016/ink" xmlns:am3d="http://schemas.microsoft.com/office/drawing/2017/model3d" xmlns:o="urn:schemas-microsoft-com:office:office" xmlns:oel="http://schemas.microsoft.com/office/2019/extlst" xmlns:r="http://schemas.openxmlformats.org/officeDocument/2006/relationships" xmlns:m="http://schemas.openxmlformats.org/officeDocument/2006/math" xmlns:v="urn:schemas-microsoft-com:vml" xmlns:wp14="http://schemas.microsoft.com/office/word/2010/wordprocessingDrawing" xmlns:wp="http://schemas.openxmlformats.org/drawingml/2006/wordprocessingDrawing" xmlns:w10="urn:schemas-microsoft-com:office:word" xmlns:w="http://schemas.openxmlformats.org/wordprocessingml/2006/main" xmlns:w14="http://schemas.microsoft.com/office/word/2010/wordml" xmlns:w15="http://schemas.microsoft.com/office/word/2012/wordml" xmlns:w16cex="http://schemas.microsoft.com/office/word/2018/wordml/cex" xmlns:w16cid="http://schemas.microsoft.com/office/word/2016/wordml/cid" xmlns:w16="http://schemas.microsoft.com/office/word/2018/wordml" xmlns:w16du="http://schemas.microsoft.com/office/word/2023/wordml/word16du" xmlns:w16sdtdh="http://schemas.microsoft.com/office/word/2020/wordml/sdtdatahash" xmlns:w16sdtfl="http://schemas.microsoft.com/office/word/2024/wordml/sdtformatlock" xmlns:w16se="http://schemas.microsoft.com/office/word/2015/wordml/symex" xmlns:wpg="http://schemas.microsoft.com/office/word/2010/wordprocessingGroup" xmlns:wpi="http://schemas.microsoft.com/office/word/2010/wordprocessingInk" xmlns:wne="http://schemas.microsoft.com/office/word/2006/wordml" xmlns:wps="http://schemas.microsoft.com/office/word/2010/wordprocessingShape" mc:Ignorable="w14 w15 w16se w16cid w16 w16cex w16sdtdh w16sdtfl w16du wp14">
   <w:body>
     <w:p>
-      <w:r>
+      <w:pPr>
+        <w:rPr>
+          <w:lang w:val="en-US"/>
+        </w:rPr>
+      </w:pPr>
+      <w:r>
+        <w:rPr>
+          <w:lang w:val="en-US"/>
+        </w:rPr>
         <w:t>Intro:</w:t>
       </w:r>
     </w:p>
@@ -23,7 +31,33 @@
         <w:rPr>
           <w:lang w:val="en-US"/>
         </w:rPr>
-        <w:t>f bad guys and uses different melodies to fight them off nut not kill them. Thinking she got the all two are sneaking up on her but Jevan saves her by burning them away to ash.</w:t>
+        <w:t>f bad guys and uses different melodies to fight them off nut not kill them</w:t>
+      </w:r>
+      <w:r>
+        <w:rPr>
+          <w:lang w:val="en-US"/>
+        </w:rPr>
+        <w:t>. She needs more Melody instruments for her Melodies, as she can barely whistle or hum</w:t>
+      </w:r>
+      <w:r>
+        <w:rPr>
+          <w:lang w:val="en-US"/>
+        </w:rPr>
+        <w:t xml:space="preserve">. Thinking she got the </w:t>
+      </w:r>
+      <w:proofErr w:type="spellStart"/>
+      <w:r>
+        <w:rPr>
+          <w:lang w:val="en-US"/>
+        </w:rPr>
+        <w:t>all</w:t>
+      </w:r>
+      <w:proofErr w:type="spellEnd"/>
+      <w:r>
+        <w:rPr>
+          <w:lang w:val="en-US"/>
+        </w:rPr>
+        <w:t xml:space="preserve"> two are sneaking up on her but Jevan saves her by burning them away to ash.</w:t>
       </w:r>
     </w:p>
     <w:p>
@@ -36,7 +70,21 @@
         <w:rPr>
           <w:lang w:val="en-US"/>
         </w:rPr>
-        <w:t>The rest of the group arrives and they fight of a larger group of bad guys. Admits the survivors Camill finds the three guys she had spared in the intro of book one and asks them about Natrair and his whereabouts. They tell her.</w:t>
+        <w:t xml:space="preserve">The rest of the group arrives and they fight of a larger group of bad guys. Admits the survivors Camill finds the three guys she had spared in the intro of book one and asks them about </w:t>
+      </w:r>
+      <w:proofErr w:type="spellStart"/>
+      <w:r>
+        <w:rPr>
+          <w:lang w:val="en-US"/>
+        </w:rPr>
+        <w:t>Natrair</w:t>
+      </w:r>
+      <w:proofErr w:type="spellEnd"/>
+      <w:r>
+        <w:rPr>
+          <w:lang w:val="en-US"/>
+        </w:rPr>
+        <w:t xml:space="preserve"> and his whereabouts. They tell her.</w:t>
       </w:r>
     </w:p>
     <w:p>
@@ -70,7 +118,49 @@
         <w:rPr>
           <w:lang w:val="en-US"/>
         </w:rPr>
-        <w:t>End of first third. Camill and the group find Natrair and she has to fight him and his Rock Rhymer partner. She beats both of them ad the same time and learns from them that the Glaive has been send to Rintreahr.</w:t>
+        <w:t xml:space="preserve">End of first third. Camill and the group find </w:t>
+      </w:r>
+      <w:proofErr w:type="spellStart"/>
+      <w:r>
+        <w:rPr>
+          <w:lang w:val="en-US"/>
+        </w:rPr>
+        <w:t>Natrair</w:t>
+      </w:r>
+      <w:proofErr w:type="spellEnd"/>
+      <w:r>
+        <w:rPr>
+          <w:lang w:val="en-US"/>
+        </w:rPr>
+        <w:t xml:space="preserve"> and she has to fight him and his Rock Rhymer partner. She beats both of them </w:t>
+      </w:r>
+      <w:proofErr w:type="spellStart"/>
+      <w:r>
+        <w:rPr>
+          <w:lang w:val="en-US"/>
+        </w:rPr>
+        <w:t>ad</w:t>
+      </w:r>
+      <w:proofErr w:type="spellEnd"/>
+      <w:r>
+        <w:rPr>
+          <w:lang w:val="en-US"/>
+        </w:rPr>
+        <w:t xml:space="preserve"> the same time and learns from them that the Glaive has been send to </w:t>
+      </w:r>
+      <w:proofErr w:type="spellStart"/>
+      <w:r>
+        <w:rPr>
+          <w:lang w:val="en-US"/>
+        </w:rPr>
+        <w:t>Rintreahr</w:t>
+      </w:r>
+      <w:proofErr w:type="spellEnd"/>
+      <w:r>
+        <w:rPr>
+          <w:lang w:val="en-US"/>
+        </w:rPr>
+        <w:t>.</w:t>
       </w:r>
     </w:p>
     <w:p>
@@ -90,7 +180,49 @@
         <w:rPr>
           <w:lang w:val="en-US"/>
         </w:rPr>
-        <w:t>Jevan, Balathatar and Camill travel to Rintreahr to find the Glaive. A triangle romance builds. They meet Camill’s parents in the Academy and find out more about Miari-Orin Runes and their origins. The Melodies are connected to them and the dead language can be partially translated, also with the help of Balathatar, as the Cindered Language is similar to the Miari-Orin.</w:t>
+        <w:t xml:space="preserve">Jevan, </w:t>
+      </w:r>
+      <w:proofErr w:type="spellStart"/>
+      <w:r>
+        <w:rPr>
+          <w:lang w:val="en-US"/>
+        </w:rPr>
+        <w:t>Balathatar</w:t>
+      </w:r>
+      <w:proofErr w:type="spellEnd"/>
+      <w:r>
+        <w:rPr>
+          <w:lang w:val="en-US"/>
+        </w:rPr>
+        <w:t xml:space="preserve"> and Camill travel to </w:t>
+      </w:r>
+      <w:proofErr w:type="spellStart"/>
+      <w:r>
+        <w:rPr>
+          <w:lang w:val="en-US"/>
+        </w:rPr>
+        <w:t>Rintreahr</w:t>
+      </w:r>
+      <w:proofErr w:type="spellEnd"/>
+      <w:r>
+        <w:rPr>
+          <w:lang w:val="en-US"/>
+        </w:rPr>
+        <w:t xml:space="preserve"> to find the Glaive. A triangle romance builds. They meet Camill’s parents in the Academy and find out more about Miari-Orin Runes and their origins. The Melodies are connected to them and the dead language can be partially translated, also with the help of </w:t>
+      </w:r>
+      <w:proofErr w:type="spellStart"/>
+      <w:r>
+        <w:rPr>
+          <w:lang w:val="en-US"/>
+        </w:rPr>
+        <w:t>Balathatar</w:t>
+      </w:r>
+      <w:proofErr w:type="spellEnd"/>
+      <w:r>
+        <w:rPr>
+          <w:lang w:val="en-US"/>
+        </w:rPr>
+        <w:t>, as the Cindered Language is similar to the Miari-Orin.</w:t>
       </w:r>
     </w:p>
     <w:p>
@@ -103,7 +235,35 @@
         <w:rPr>
           <w:lang w:val="en-US"/>
         </w:rPr>
-        <w:t>They come into contact with a secretive group that is searching for Weapons like Camills and they find out about the Ashmetal and a secret Boss that is searching for it.</w:t>
+        <w:t xml:space="preserve">They come into contact with a secretive group that is searching for Weapons like </w:t>
+      </w:r>
+      <w:proofErr w:type="spellStart"/>
+      <w:r>
+        <w:rPr>
+          <w:lang w:val="en-US"/>
+        </w:rPr>
+        <w:t>Camills</w:t>
+      </w:r>
+      <w:proofErr w:type="spellEnd"/>
+      <w:r>
+        <w:rPr>
+          <w:lang w:val="en-US"/>
+        </w:rPr>
+        <w:t xml:space="preserve"> and they find out about the </w:t>
+      </w:r>
+      <w:proofErr w:type="spellStart"/>
+      <w:r>
+        <w:rPr>
+          <w:lang w:val="en-US"/>
+        </w:rPr>
+        <w:t>Ashmetal</w:t>
+      </w:r>
+      <w:proofErr w:type="spellEnd"/>
+      <w:r>
+        <w:rPr>
+          <w:lang w:val="en-US"/>
+        </w:rPr>
+        <w:t xml:space="preserve"> and a secret Boss that is searching for it.</w:t>
       </w:r>
     </w:p>
     <w:p>
